--- a/submission/medical-hypotheses/package/03_Cover_Letter.docx
+++ b/submission/medical-hypotheses/package/03_Cover_Letter.docx
@@ -13,7 +13,7 @@
           <w:color w:val="000000"/>
           <w:sz w:val="20"/>
         </w:rPr>
-        <w:t>31 August 2026</w:t>
+        <w:t>1 September 2026</w:t>
       </w:r>
     </w:p>
     <w:p>
@@ -110,6 +110,20 @@
           <w:sz w:val="20"/>
         </w:rPr>
         <w:t>The article reports no participant-level data and no new human or animal experiments. Current evidence supports component premises but does not demonstrate the unknown input, a gate, outward loss, or a hump-shaped human exposure curve. Those limitations, competing explanations, and results that would reject each layer are stated in the abstract and main text. The manuscript is a research hypothesis, not a treatment recommendation.</w:t>
+      </w:r>
+    </w:p>
+    <w:p>
+      <w:pPr>
+        <w:jc w:val="both"/>
+      </w:pPr>
+      <w:r>
+        <w:rPr>
+          <w:rFonts w:ascii="Times New Roman" w:hAnsi="Times New Roman" w:eastAsia="Times New Roman"/>
+          <w:b w:val="0"/>
+          <w:color w:val="000000"/>
+          <w:sz w:val="20"/>
+        </w:rPr>
+        <w:t>The submission package follows double-anonymized review requirements: the reviewer manuscript omits author identity, affiliation, contact details, ORCID, acknowledgements, named CRediT attribution, and the identifying repository URL. Its Word metadata has also been scrubbed. The title page, Highlights, CRediT statement, Declaration of Interest, and Ethics statement are supplied separately.</w:t>
       </w:r>
     </w:p>
     <w:p>
